--- a/Journaux d'activités/Journal_Colamarco_Brando.docx
+++ b/Journaux d'activités/Journal_Colamarco_Brando.docx
@@ -4,13 +4,8 @@
   <w:body>
     <w:p>
       <w:r>
-        <w:t xml:space="preserve">Brando </w:t>
+        <w:t>Brando Colamarco</w:t>
       </w:r>
-      <w:proofErr w:type="spellStart"/>
-      <w:r>
-        <w:t>Colamarco</w:t>
-      </w:r>
-      <w:proofErr w:type="spellEnd"/>
     </w:p>
     <w:p>
       <w:r>
@@ -19,15 +14,7 @@
     </w:p>
     <w:p>
       <w:r>
-        <w:t xml:space="preserve">23 </w:t>
-      </w:r>
-      <w:proofErr w:type="gramStart"/>
-      <w:r>
-        <w:t>Mars</w:t>
-      </w:r>
-      <w:proofErr w:type="gramEnd"/>
-      <w:r>
-        <w:t> :</w:t>
+        <w:t>23 Mars :</w:t>
       </w:r>
     </w:p>
     <w:p>
@@ -36,6 +23,21 @@
       </w:r>
     </w:p>
     <w:p/>
+    <w:p>
+      <w:r>
+        <w:t>27 Mars :</w:t>
+      </w:r>
+    </w:p>
+    <w:p>
+      <w:r>
+        <w:t>Finir Interface de connexion en HTML/CSS</w:t>
+      </w:r>
+    </w:p>
+    <w:p>
+      <w:r>
+        <w:t>Commencer Interface de conversation avec Yoann</w:t>
+      </w:r>
+    </w:p>
     <w:sectPr>
       <w:pgSz w:w="11906" w:h="16838"/>
       <w:pgMar w:top="1417" w:right="1417" w:bottom="1417" w:left="1417" w:header="708" w:footer="708" w:gutter="0"/>
@@ -447,11 +449,11 @@
     <w:name w:val="Normal"/>
     <w:qFormat/>
   </w:style>
-  <w:style w:type="paragraph" w:styleId="Heading1">
+  <w:style w:type="paragraph" w:styleId="Titre1">
     <w:name w:val="heading 1"/>
     <w:basedOn w:val="Normal"/>
     <w:next w:val="Normal"/>
-    <w:link w:val="Heading1Char"/>
+    <w:link w:val="Titre1Car"/>
     <w:uiPriority w:val="9"/>
     <w:qFormat/>
     <w:rsid w:val="00F264DA"/>
@@ -468,11 +470,11 @@
       <w:szCs w:val="40"/>
     </w:rPr>
   </w:style>
-  <w:style w:type="paragraph" w:styleId="Heading2">
+  <w:style w:type="paragraph" w:styleId="Titre2">
     <w:name w:val="heading 2"/>
     <w:basedOn w:val="Normal"/>
     <w:next w:val="Normal"/>
-    <w:link w:val="Heading2Char"/>
+    <w:link w:val="Titre2Car"/>
     <w:uiPriority w:val="9"/>
     <w:semiHidden/>
     <w:unhideWhenUsed/>
@@ -491,11 +493,11 @@
       <w:szCs w:val="32"/>
     </w:rPr>
   </w:style>
-  <w:style w:type="paragraph" w:styleId="Heading3">
+  <w:style w:type="paragraph" w:styleId="Titre3">
     <w:name w:val="heading 3"/>
     <w:basedOn w:val="Normal"/>
     <w:next w:val="Normal"/>
-    <w:link w:val="Heading3Char"/>
+    <w:link w:val="Titre3Car"/>
     <w:uiPriority w:val="9"/>
     <w:semiHidden/>
     <w:unhideWhenUsed/>
@@ -514,11 +516,11 @@
       <w:szCs w:val="28"/>
     </w:rPr>
   </w:style>
-  <w:style w:type="paragraph" w:styleId="Heading4">
+  <w:style w:type="paragraph" w:styleId="Titre4">
     <w:name w:val="heading 4"/>
     <w:basedOn w:val="Normal"/>
     <w:next w:val="Normal"/>
-    <w:link w:val="Heading4Char"/>
+    <w:link w:val="Titre4Car"/>
     <w:uiPriority w:val="9"/>
     <w:semiHidden/>
     <w:unhideWhenUsed/>
@@ -537,11 +539,11 @@
       <w:color w:val="0F4761" w:themeColor="accent1" w:themeShade="BF"/>
     </w:rPr>
   </w:style>
-  <w:style w:type="paragraph" w:styleId="Heading5">
+  <w:style w:type="paragraph" w:styleId="Titre5">
     <w:name w:val="heading 5"/>
     <w:basedOn w:val="Normal"/>
     <w:next w:val="Normal"/>
-    <w:link w:val="Heading5Char"/>
+    <w:link w:val="Titre5Car"/>
     <w:uiPriority w:val="9"/>
     <w:semiHidden/>
     <w:unhideWhenUsed/>
@@ -558,11 +560,11 @@
       <w:color w:val="0F4761" w:themeColor="accent1" w:themeShade="BF"/>
     </w:rPr>
   </w:style>
-  <w:style w:type="paragraph" w:styleId="Heading6">
+  <w:style w:type="paragraph" w:styleId="Titre6">
     <w:name w:val="heading 6"/>
     <w:basedOn w:val="Normal"/>
     <w:next w:val="Normal"/>
-    <w:link w:val="Heading6Char"/>
+    <w:link w:val="Titre6Car"/>
     <w:uiPriority w:val="9"/>
     <w:semiHidden/>
     <w:unhideWhenUsed/>
@@ -581,11 +583,11 @@
       <w:color w:val="595959" w:themeColor="text1" w:themeTint="A6"/>
     </w:rPr>
   </w:style>
-  <w:style w:type="paragraph" w:styleId="Heading7">
+  <w:style w:type="paragraph" w:styleId="Titre7">
     <w:name w:val="heading 7"/>
     <w:basedOn w:val="Normal"/>
     <w:next w:val="Normal"/>
-    <w:link w:val="Heading7Char"/>
+    <w:link w:val="Titre7Car"/>
     <w:uiPriority w:val="9"/>
     <w:semiHidden/>
     <w:unhideWhenUsed/>
@@ -602,11 +604,11 @@
       <w:color w:val="595959" w:themeColor="text1" w:themeTint="A6"/>
     </w:rPr>
   </w:style>
-  <w:style w:type="paragraph" w:styleId="Heading8">
+  <w:style w:type="paragraph" w:styleId="Titre8">
     <w:name w:val="heading 8"/>
     <w:basedOn w:val="Normal"/>
     <w:next w:val="Normal"/>
-    <w:link w:val="Heading8Char"/>
+    <w:link w:val="Titre8Car"/>
     <w:uiPriority w:val="9"/>
     <w:semiHidden/>
     <w:unhideWhenUsed/>
@@ -625,11 +627,11 @@
       <w:color w:val="272727" w:themeColor="text1" w:themeTint="D8"/>
     </w:rPr>
   </w:style>
-  <w:style w:type="paragraph" w:styleId="Heading9">
+  <w:style w:type="paragraph" w:styleId="Titre9">
     <w:name w:val="heading 9"/>
     <w:basedOn w:val="Normal"/>
     <w:next w:val="Normal"/>
-    <w:link w:val="Heading9Char"/>
+    <w:link w:val="Titre9Car"/>
     <w:uiPriority w:val="9"/>
     <w:semiHidden/>
     <w:unhideWhenUsed/>
@@ -646,13 +648,13 @@
       <w:color w:val="272727" w:themeColor="text1" w:themeTint="D8"/>
     </w:rPr>
   </w:style>
-  <w:style w:type="character" w:default="1" w:styleId="DefaultParagraphFont">
+  <w:style w:type="character" w:default="1" w:styleId="Policepardfaut">
     <w:name w:val="Default Paragraph Font"/>
     <w:uiPriority w:val="1"/>
     <w:semiHidden/>
     <w:unhideWhenUsed/>
   </w:style>
-  <w:style w:type="table" w:default="1" w:styleId="TableNormal">
+  <w:style w:type="table" w:default="1" w:styleId="TableauNormal">
     <w:name w:val="Normal Table"/>
     <w:uiPriority w:val="99"/>
     <w:semiHidden/>
@@ -667,16 +669,16 @@
       </w:tblCellMar>
     </w:tblPr>
   </w:style>
-  <w:style w:type="numbering" w:default="1" w:styleId="NoList">
+  <w:style w:type="numbering" w:default="1" w:styleId="Aucuneliste">
     <w:name w:val="No List"/>
     <w:uiPriority w:val="99"/>
     <w:semiHidden/>
     <w:unhideWhenUsed/>
   </w:style>
-  <w:style w:type="character" w:customStyle="1" w:styleId="Heading1Char">
-    <w:name w:val="Heading 1 Char"/>
-    <w:basedOn w:val="DefaultParagraphFont"/>
-    <w:link w:val="Heading1"/>
+  <w:style w:type="character" w:customStyle="1" w:styleId="Titre1Car">
+    <w:name w:val="Titre 1 Car"/>
+    <w:basedOn w:val="Policepardfaut"/>
+    <w:link w:val="Titre1"/>
     <w:uiPriority w:val="9"/>
     <w:rsid w:val="00F264DA"/>
     <w:rPr>
@@ -686,10 +688,10 @@
       <w:szCs w:val="40"/>
     </w:rPr>
   </w:style>
-  <w:style w:type="character" w:customStyle="1" w:styleId="Heading2Char">
-    <w:name w:val="Heading 2 Char"/>
-    <w:basedOn w:val="DefaultParagraphFont"/>
-    <w:link w:val="Heading2"/>
+  <w:style w:type="character" w:customStyle="1" w:styleId="Titre2Car">
+    <w:name w:val="Titre 2 Car"/>
+    <w:basedOn w:val="Policepardfaut"/>
+    <w:link w:val="Titre2"/>
     <w:uiPriority w:val="9"/>
     <w:semiHidden/>
     <w:rsid w:val="00F264DA"/>
@@ -700,10 +702,10 @@
       <w:szCs w:val="32"/>
     </w:rPr>
   </w:style>
-  <w:style w:type="character" w:customStyle="1" w:styleId="Heading3Char">
-    <w:name w:val="Heading 3 Char"/>
-    <w:basedOn w:val="DefaultParagraphFont"/>
-    <w:link w:val="Heading3"/>
+  <w:style w:type="character" w:customStyle="1" w:styleId="Titre3Car">
+    <w:name w:val="Titre 3 Car"/>
+    <w:basedOn w:val="Policepardfaut"/>
+    <w:link w:val="Titre3"/>
     <w:uiPriority w:val="9"/>
     <w:semiHidden/>
     <w:rsid w:val="00F264DA"/>
@@ -714,10 +716,10 @@
       <w:szCs w:val="28"/>
     </w:rPr>
   </w:style>
-  <w:style w:type="character" w:customStyle="1" w:styleId="Heading4Char">
-    <w:name w:val="Heading 4 Char"/>
-    <w:basedOn w:val="DefaultParagraphFont"/>
-    <w:link w:val="Heading4"/>
+  <w:style w:type="character" w:customStyle="1" w:styleId="Titre4Car">
+    <w:name w:val="Titre 4 Car"/>
+    <w:basedOn w:val="Policepardfaut"/>
+    <w:link w:val="Titre4"/>
     <w:uiPriority w:val="9"/>
     <w:semiHidden/>
     <w:rsid w:val="00F264DA"/>
@@ -728,22 +730,22 @@
       <w:color w:val="0F4761" w:themeColor="accent1" w:themeShade="BF"/>
     </w:rPr>
   </w:style>
-  <w:style w:type="character" w:customStyle="1" w:styleId="Heading5Char">
-    <w:name w:val="Heading 5 Char"/>
-    <w:basedOn w:val="DefaultParagraphFont"/>
-    <w:link w:val="Heading5"/>
-    <w:uiPriority w:val="9"/>
-    <w:semiHidden/>
-    <w:rsid w:val="00F264DA"/>
-    <w:rPr>
-      <w:rFonts w:eastAsiaTheme="majorEastAsia" w:cstheme="majorBidi"/>
-      <w:color w:val="0F4761" w:themeColor="accent1" w:themeShade="BF"/>
-    </w:rPr>
-  </w:style>
-  <w:style w:type="character" w:customStyle="1" w:styleId="Heading6Char">
-    <w:name w:val="Heading 6 Char"/>
-    <w:basedOn w:val="DefaultParagraphFont"/>
-    <w:link w:val="Heading6"/>
+  <w:style w:type="character" w:customStyle="1" w:styleId="Titre5Car">
+    <w:name w:val="Titre 5 Car"/>
+    <w:basedOn w:val="Policepardfaut"/>
+    <w:link w:val="Titre5"/>
+    <w:uiPriority w:val="9"/>
+    <w:semiHidden/>
+    <w:rsid w:val="00F264DA"/>
+    <w:rPr>
+      <w:rFonts w:eastAsiaTheme="majorEastAsia" w:cstheme="majorBidi"/>
+      <w:color w:val="0F4761" w:themeColor="accent1" w:themeShade="BF"/>
+    </w:rPr>
+  </w:style>
+  <w:style w:type="character" w:customStyle="1" w:styleId="Titre6Car">
+    <w:name w:val="Titre 6 Car"/>
+    <w:basedOn w:val="Policepardfaut"/>
+    <w:link w:val="Titre6"/>
     <w:uiPriority w:val="9"/>
     <w:semiHidden/>
     <w:rsid w:val="00F264DA"/>
@@ -754,10 +756,10 @@
       <w:color w:val="595959" w:themeColor="text1" w:themeTint="A6"/>
     </w:rPr>
   </w:style>
-  <w:style w:type="character" w:customStyle="1" w:styleId="Heading7Char">
-    <w:name w:val="Heading 7 Char"/>
-    <w:basedOn w:val="DefaultParagraphFont"/>
-    <w:link w:val="Heading7"/>
+  <w:style w:type="character" w:customStyle="1" w:styleId="Titre7Car">
+    <w:name w:val="Titre 7 Car"/>
+    <w:basedOn w:val="Policepardfaut"/>
+    <w:link w:val="Titre7"/>
     <w:uiPriority w:val="9"/>
     <w:semiHidden/>
     <w:rsid w:val="00F264DA"/>
@@ -766,10 +768,10 @@
       <w:color w:val="595959" w:themeColor="text1" w:themeTint="A6"/>
     </w:rPr>
   </w:style>
-  <w:style w:type="character" w:customStyle="1" w:styleId="Heading8Char">
-    <w:name w:val="Heading 8 Char"/>
-    <w:basedOn w:val="DefaultParagraphFont"/>
-    <w:link w:val="Heading8"/>
+  <w:style w:type="character" w:customStyle="1" w:styleId="Titre8Car">
+    <w:name w:val="Titre 8 Car"/>
+    <w:basedOn w:val="Policepardfaut"/>
+    <w:link w:val="Titre8"/>
     <w:uiPriority w:val="9"/>
     <w:semiHidden/>
     <w:rsid w:val="00F264DA"/>
@@ -780,10 +782,10 @@
       <w:color w:val="272727" w:themeColor="text1" w:themeTint="D8"/>
     </w:rPr>
   </w:style>
-  <w:style w:type="character" w:customStyle="1" w:styleId="Heading9Char">
-    <w:name w:val="Heading 9 Char"/>
-    <w:basedOn w:val="DefaultParagraphFont"/>
-    <w:link w:val="Heading9"/>
+  <w:style w:type="character" w:customStyle="1" w:styleId="Titre9Car">
+    <w:name w:val="Titre 9 Car"/>
+    <w:basedOn w:val="Policepardfaut"/>
+    <w:link w:val="Titre9"/>
     <w:uiPriority w:val="9"/>
     <w:semiHidden/>
     <w:rsid w:val="00F264DA"/>
@@ -792,11 +794,11 @@
       <w:color w:val="272727" w:themeColor="text1" w:themeTint="D8"/>
     </w:rPr>
   </w:style>
-  <w:style w:type="paragraph" w:styleId="Title">
+  <w:style w:type="paragraph" w:styleId="Titre">
     <w:name w:val="Title"/>
     <w:basedOn w:val="Normal"/>
     <w:next w:val="Normal"/>
-    <w:link w:val="TitleChar"/>
+    <w:link w:val="TitreCar"/>
     <w:uiPriority w:val="10"/>
     <w:qFormat/>
     <w:rsid w:val="00F264DA"/>
@@ -812,10 +814,10 @@
       <w:szCs w:val="56"/>
     </w:rPr>
   </w:style>
-  <w:style w:type="character" w:customStyle="1" w:styleId="TitleChar">
-    <w:name w:val="Title Char"/>
-    <w:basedOn w:val="DefaultParagraphFont"/>
-    <w:link w:val="Title"/>
+  <w:style w:type="character" w:customStyle="1" w:styleId="TitreCar">
+    <w:name w:val="Titre Car"/>
+    <w:basedOn w:val="Policepardfaut"/>
+    <w:link w:val="Titre"/>
     <w:uiPriority w:val="10"/>
     <w:rsid w:val="00F264DA"/>
     <w:rPr>
@@ -826,11 +828,11 @@
       <w:szCs w:val="56"/>
     </w:rPr>
   </w:style>
-  <w:style w:type="paragraph" w:styleId="Subtitle">
+  <w:style w:type="paragraph" w:styleId="Sous-titre">
     <w:name w:val="Subtitle"/>
     <w:basedOn w:val="Normal"/>
     <w:next w:val="Normal"/>
-    <w:link w:val="SubtitleChar"/>
+    <w:link w:val="Sous-titreCar"/>
     <w:uiPriority w:val="11"/>
     <w:qFormat/>
     <w:rsid w:val="00F264DA"/>
@@ -847,10 +849,10 @@
       <w:szCs w:val="28"/>
     </w:rPr>
   </w:style>
-  <w:style w:type="character" w:customStyle="1" w:styleId="SubtitleChar">
-    <w:name w:val="Subtitle Char"/>
-    <w:basedOn w:val="DefaultParagraphFont"/>
-    <w:link w:val="Subtitle"/>
+  <w:style w:type="character" w:customStyle="1" w:styleId="Sous-titreCar">
+    <w:name w:val="Sous-titre Car"/>
+    <w:basedOn w:val="Policepardfaut"/>
+    <w:link w:val="Sous-titre"/>
     <w:uiPriority w:val="11"/>
     <w:rsid w:val="00F264DA"/>
     <w:rPr>
@@ -861,11 +863,11 @@
       <w:szCs w:val="28"/>
     </w:rPr>
   </w:style>
-  <w:style w:type="paragraph" w:styleId="Quote">
+  <w:style w:type="paragraph" w:styleId="Citation">
     <w:name w:val="Quote"/>
     <w:basedOn w:val="Normal"/>
     <w:next w:val="Normal"/>
-    <w:link w:val="QuoteChar"/>
+    <w:link w:val="CitationCar"/>
     <w:uiPriority w:val="29"/>
     <w:qFormat/>
     <w:rsid w:val="00F264DA"/>
@@ -879,10 +881,10 @@
       <w:color w:val="404040" w:themeColor="text1" w:themeTint="BF"/>
     </w:rPr>
   </w:style>
-  <w:style w:type="character" w:customStyle="1" w:styleId="QuoteChar">
-    <w:name w:val="Quote Char"/>
-    <w:basedOn w:val="DefaultParagraphFont"/>
-    <w:link w:val="Quote"/>
+  <w:style w:type="character" w:customStyle="1" w:styleId="CitationCar">
+    <w:name w:val="Citation Car"/>
+    <w:basedOn w:val="Policepardfaut"/>
+    <w:link w:val="Citation"/>
     <w:uiPriority w:val="29"/>
     <w:rsid w:val="00F264DA"/>
     <w:rPr>
@@ -891,7 +893,7 @@
       <w:color w:val="404040" w:themeColor="text1" w:themeTint="BF"/>
     </w:rPr>
   </w:style>
-  <w:style w:type="paragraph" w:styleId="ListParagraph">
+  <w:style w:type="paragraph" w:styleId="Paragraphedeliste">
     <w:name w:val="List Paragraph"/>
     <w:basedOn w:val="Normal"/>
     <w:uiPriority w:val="34"/>
@@ -902,9 +904,9 @@
       <w:contextualSpacing/>
     </w:pPr>
   </w:style>
-  <w:style w:type="character" w:styleId="IntenseEmphasis">
+  <w:style w:type="character" w:styleId="Accentuationintense">
     <w:name w:val="Intense Emphasis"/>
-    <w:basedOn w:val="DefaultParagraphFont"/>
+    <w:basedOn w:val="Policepardfaut"/>
     <w:uiPriority w:val="21"/>
     <w:qFormat/>
     <w:rsid w:val="00F264DA"/>
@@ -914,11 +916,11 @@
       <w:color w:val="0F4761" w:themeColor="accent1" w:themeShade="BF"/>
     </w:rPr>
   </w:style>
-  <w:style w:type="paragraph" w:styleId="IntenseQuote">
+  <w:style w:type="paragraph" w:styleId="Citationintense">
     <w:name w:val="Intense Quote"/>
     <w:basedOn w:val="Normal"/>
     <w:next w:val="Normal"/>
-    <w:link w:val="IntenseQuoteChar"/>
+    <w:link w:val="CitationintenseCar"/>
     <w:uiPriority w:val="30"/>
     <w:qFormat/>
     <w:rsid w:val="00F264DA"/>
@@ -937,10 +939,10 @@
       <w:color w:val="0F4761" w:themeColor="accent1" w:themeShade="BF"/>
     </w:rPr>
   </w:style>
-  <w:style w:type="character" w:customStyle="1" w:styleId="IntenseQuoteChar">
-    <w:name w:val="Intense Quote Char"/>
-    <w:basedOn w:val="DefaultParagraphFont"/>
-    <w:link w:val="IntenseQuote"/>
+  <w:style w:type="character" w:customStyle="1" w:styleId="CitationintenseCar">
+    <w:name w:val="Citation intense Car"/>
+    <w:basedOn w:val="Policepardfaut"/>
+    <w:link w:val="Citationintense"/>
     <w:uiPriority w:val="30"/>
     <w:rsid w:val="00F264DA"/>
     <w:rPr>
@@ -949,9 +951,9 @@
       <w:color w:val="0F4761" w:themeColor="accent1" w:themeShade="BF"/>
     </w:rPr>
   </w:style>
-  <w:style w:type="character" w:styleId="IntenseReference">
+  <w:style w:type="character" w:styleId="Rfrenceintense">
     <w:name w:val="Intense Reference"/>
-    <w:basedOn w:val="DefaultParagraphFont"/>
+    <w:basedOn w:val="Policepardfaut"/>
     <w:uiPriority w:val="32"/>
     <w:qFormat/>
     <w:rsid w:val="00F264DA"/>

--- a/Journaux d'activités/Journal_Colamarco_Brando.docx
+++ b/Journaux d'activités/Journal_Colamarco_Brando.docx
@@ -36,6 +36,17 @@
     <w:p>
       <w:r>
         <w:t>Commencer Interface de conversation avec Yoann</w:t>
+      </w:r>
+    </w:p>
+    <w:p/>
+    <w:p>
+      <w:r>
+        <w:t>30 Mars :</w:t>
+      </w:r>
+    </w:p>
+    <w:p>
+      <w:r>
+        <w:t>Continuer l’IHM de conversation</w:t>
       </w:r>
     </w:p>
     <w:sectPr>

--- a/Journaux d'activités/Journal_Colamarco_Brando.docx
+++ b/Journaux d'activités/Journal_Colamarco_Brando.docx
@@ -14,7 +14,15 @@
     </w:p>
     <w:p>
       <w:r>
-        <w:t>23 Mars :</w:t>
+        <w:t xml:space="preserve">23 </w:t>
+      </w:r>
+      <w:proofErr w:type="gramStart"/>
+      <w:r>
+        <w:t>Mars</w:t>
+      </w:r>
+      <w:proofErr w:type="gramEnd"/>
+      <w:r>
+        <w:t> :</w:t>
       </w:r>
     </w:p>
     <w:p>
@@ -25,7 +33,15 @@
     <w:p/>
     <w:p>
       <w:r>
-        <w:t>27 Mars :</w:t>
+        <w:t xml:space="preserve">27 </w:t>
+      </w:r>
+      <w:proofErr w:type="gramStart"/>
+      <w:r>
+        <w:t>Mars</w:t>
+      </w:r>
+      <w:proofErr w:type="gramEnd"/>
+      <w:r>
+        <w:t> :</w:t>
       </w:r>
     </w:p>
     <w:p>
@@ -41,12 +57,61 @@
     <w:p/>
     <w:p>
       <w:r>
-        <w:t>30 Mars :</w:t>
+        <w:t xml:space="preserve">30 </w:t>
+      </w:r>
+      <w:proofErr w:type="gramStart"/>
+      <w:r>
+        <w:t>Mars</w:t>
+      </w:r>
+      <w:proofErr w:type="gramEnd"/>
+      <w:r>
+        <w:t> :</w:t>
       </w:r>
     </w:p>
     <w:p>
       <w:r>
         <w:t>Continuer l’IHM de conversation</w:t>
+      </w:r>
+    </w:p>
+    <w:p/>
+    <w:p>
+      <w:r>
+        <w:t xml:space="preserve">31 </w:t>
+      </w:r>
+      <w:proofErr w:type="gramStart"/>
+      <w:r>
+        <w:t>Mars</w:t>
+      </w:r>
+      <w:proofErr w:type="gramEnd"/>
+      <w:r>
+        <w:t> :</w:t>
+      </w:r>
+    </w:p>
+    <w:p>
+      <w:r>
+        <w:t>Commencer guide d’installation</w:t>
+      </w:r>
+    </w:p>
+    <w:p/>
+    <w:p>
+      <w:r>
+        <w:t xml:space="preserve">9 </w:t>
+      </w:r>
+      <w:proofErr w:type="gramStart"/>
+      <w:r>
+        <w:t>Avril</w:t>
+      </w:r>
+      <w:proofErr w:type="gramEnd"/>
+      <w:r>
+        <w:t> :</w:t>
+      </w:r>
+    </w:p>
+    <w:p>
+      <w:r>
+        <w:t xml:space="preserve">Faire </w:t>
+      </w:r>
+      <w:r>
+        <w:t>guide d’utilisation</w:t>
       </w:r>
     </w:p>
     <w:sectPr>

--- a/Journaux d'activités/Journal_Colamarco_Brando.docx
+++ b/Journaux d'activités/Journal_Colamarco_Brando.docx
@@ -14,7 +14,15 @@
     </w:p>
     <w:p>
       <w:r>
-        <w:t>23 Mars :</w:t>
+        <w:t xml:space="preserve">23 </w:t>
+      </w:r>
+      <w:proofErr w:type="gramStart"/>
+      <w:r>
+        <w:t>Mars</w:t>
+      </w:r>
+      <w:proofErr w:type="gramEnd"/>
+      <w:r>
+        <w:t> :</w:t>
       </w:r>
     </w:p>
     <w:p>
@@ -25,7 +33,15 @@
     <w:p/>
     <w:p>
       <w:r>
-        <w:t>27 Mars :</w:t>
+        <w:t xml:space="preserve">27 </w:t>
+      </w:r>
+      <w:proofErr w:type="gramStart"/>
+      <w:r>
+        <w:t>Mars</w:t>
+      </w:r>
+      <w:proofErr w:type="gramEnd"/>
+      <w:r>
+        <w:t> :</w:t>
       </w:r>
     </w:p>
     <w:p>
@@ -41,12 +57,71 @@
     <w:p/>
     <w:p>
       <w:r>
-        <w:t>30 Mars :</w:t>
+        <w:t xml:space="preserve">30 </w:t>
+      </w:r>
+      <w:proofErr w:type="gramStart"/>
+      <w:r>
+        <w:t>Mars</w:t>
+      </w:r>
+      <w:proofErr w:type="gramEnd"/>
+      <w:r>
+        <w:t> :</w:t>
       </w:r>
     </w:p>
     <w:p>
       <w:r>
         <w:t>Continuer l’IHM de conversation</w:t>
+      </w:r>
+    </w:p>
+    <w:p/>
+    <w:p>
+      <w:r>
+        <w:t xml:space="preserve">31 </w:t>
+      </w:r>
+      <w:proofErr w:type="gramStart"/>
+      <w:r>
+        <w:t>Mars</w:t>
+      </w:r>
+      <w:proofErr w:type="gramEnd"/>
+      <w:r>
+        <w:t> :</w:t>
+      </w:r>
+    </w:p>
+    <w:p/>
+    <w:p>
+      <w:r>
+        <w:t xml:space="preserve">9 </w:t>
+      </w:r>
+      <w:proofErr w:type="gramStart"/>
+      <w:r>
+        <w:t>Avril</w:t>
+      </w:r>
+      <w:proofErr w:type="gramEnd"/>
+      <w:r>
+        <w:t> :</w:t>
+      </w:r>
+    </w:p>
+    <w:p>
+      <w:r>
+        <w:t>Faire le guide d’utilisation</w:t>
+      </w:r>
+    </w:p>
+    <w:p>
+      <w:r>
+        <w:t xml:space="preserve">10 </w:t>
+      </w:r>
+      <w:proofErr w:type="gramStart"/>
+      <w:r>
+        <w:t>Avril</w:t>
+      </w:r>
+      <w:proofErr w:type="gramEnd"/>
+      <w:r>
+        <w:t> :</w:t>
+      </w:r>
+    </w:p>
+    <w:p>
+      <w:r>
+        <w:t>Peaufiner le cahier de recettes</w:t>
       </w:r>
     </w:p>
     <w:sectPr>
@@ -460,11 +535,11 @@
     <w:name w:val="Normal"/>
     <w:qFormat/>
   </w:style>
-  <w:style w:type="paragraph" w:styleId="Titre1">
+  <w:style w:type="paragraph" w:styleId="Heading1">
     <w:name w:val="heading 1"/>
     <w:basedOn w:val="Normal"/>
     <w:next w:val="Normal"/>
-    <w:link w:val="Titre1Car"/>
+    <w:link w:val="Heading1Char"/>
     <w:uiPriority w:val="9"/>
     <w:qFormat/>
     <w:rsid w:val="00F264DA"/>
@@ -481,11 +556,11 @@
       <w:szCs w:val="40"/>
     </w:rPr>
   </w:style>
-  <w:style w:type="paragraph" w:styleId="Titre2">
+  <w:style w:type="paragraph" w:styleId="Heading2">
     <w:name w:val="heading 2"/>
     <w:basedOn w:val="Normal"/>
     <w:next w:val="Normal"/>
-    <w:link w:val="Titre2Car"/>
+    <w:link w:val="Heading2Char"/>
     <w:uiPriority w:val="9"/>
     <w:semiHidden/>
     <w:unhideWhenUsed/>
@@ -504,11 +579,11 @@
       <w:szCs w:val="32"/>
     </w:rPr>
   </w:style>
-  <w:style w:type="paragraph" w:styleId="Titre3">
+  <w:style w:type="paragraph" w:styleId="Heading3">
     <w:name w:val="heading 3"/>
     <w:basedOn w:val="Normal"/>
     <w:next w:val="Normal"/>
-    <w:link w:val="Titre3Car"/>
+    <w:link w:val="Heading3Char"/>
     <w:uiPriority w:val="9"/>
     <w:semiHidden/>
     <w:unhideWhenUsed/>
@@ -527,11 +602,11 @@
       <w:szCs w:val="28"/>
     </w:rPr>
   </w:style>
-  <w:style w:type="paragraph" w:styleId="Titre4">
+  <w:style w:type="paragraph" w:styleId="Heading4">
     <w:name w:val="heading 4"/>
     <w:basedOn w:val="Normal"/>
     <w:next w:val="Normal"/>
-    <w:link w:val="Titre4Car"/>
+    <w:link w:val="Heading4Char"/>
     <w:uiPriority w:val="9"/>
     <w:semiHidden/>
     <w:unhideWhenUsed/>
@@ -550,11 +625,11 @@
       <w:color w:val="0F4761" w:themeColor="accent1" w:themeShade="BF"/>
     </w:rPr>
   </w:style>
-  <w:style w:type="paragraph" w:styleId="Titre5">
+  <w:style w:type="paragraph" w:styleId="Heading5">
     <w:name w:val="heading 5"/>
     <w:basedOn w:val="Normal"/>
     <w:next w:val="Normal"/>
-    <w:link w:val="Titre5Car"/>
+    <w:link w:val="Heading5Char"/>
     <w:uiPriority w:val="9"/>
     <w:semiHidden/>
     <w:unhideWhenUsed/>
@@ -571,11 +646,11 @@
       <w:color w:val="0F4761" w:themeColor="accent1" w:themeShade="BF"/>
     </w:rPr>
   </w:style>
-  <w:style w:type="paragraph" w:styleId="Titre6">
+  <w:style w:type="paragraph" w:styleId="Heading6">
     <w:name w:val="heading 6"/>
     <w:basedOn w:val="Normal"/>
     <w:next w:val="Normal"/>
-    <w:link w:val="Titre6Car"/>
+    <w:link w:val="Heading6Char"/>
     <w:uiPriority w:val="9"/>
     <w:semiHidden/>
     <w:unhideWhenUsed/>
@@ -594,11 +669,11 @@
       <w:color w:val="595959" w:themeColor="text1" w:themeTint="A6"/>
     </w:rPr>
   </w:style>
-  <w:style w:type="paragraph" w:styleId="Titre7">
+  <w:style w:type="paragraph" w:styleId="Heading7">
     <w:name w:val="heading 7"/>
     <w:basedOn w:val="Normal"/>
     <w:next w:val="Normal"/>
-    <w:link w:val="Titre7Car"/>
+    <w:link w:val="Heading7Char"/>
     <w:uiPriority w:val="9"/>
     <w:semiHidden/>
     <w:unhideWhenUsed/>
@@ -615,11 +690,11 @@
       <w:color w:val="595959" w:themeColor="text1" w:themeTint="A6"/>
     </w:rPr>
   </w:style>
-  <w:style w:type="paragraph" w:styleId="Titre8">
+  <w:style w:type="paragraph" w:styleId="Heading8">
     <w:name w:val="heading 8"/>
     <w:basedOn w:val="Normal"/>
     <w:next w:val="Normal"/>
-    <w:link w:val="Titre8Car"/>
+    <w:link w:val="Heading8Char"/>
     <w:uiPriority w:val="9"/>
     <w:semiHidden/>
     <w:unhideWhenUsed/>
@@ -638,11 +713,11 @@
       <w:color w:val="272727" w:themeColor="text1" w:themeTint="D8"/>
     </w:rPr>
   </w:style>
-  <w:style w:type="paragraph" w:styleId="Titre9">
+  <w:style w:type="paragraph" w:styleId="Heading9">
     <w:name w:val="heading 9"/>
     <w:basedOn w:val="Normal"/>
     <w:next w:val="Normal"/>
-    <w:link w:val="Titre9Car"/>
+    <w:link w:val="Heading9Char"/>
     <w:uiPriority w:val="9"/>
     <w:semiHidden/>
     <w:unhideWhenUsed/>
@@ -659,13 +734,13 @@
       <w:color w:val="272727" w:themeColor="text1" w:themeTint="D8"/>
     </w:rPr>
   </w:style>
-  <w:style w:type="character" w:default="1" w:styleId="Policepardfaut">
+  <w:style w:type="character" w:default="1" w:styleId="DefaultParagraphFont">
     <w:name w:val="Default Paragraph Font"/>
     <w:uiPriority w:val="1"/>
     <w:semiHidden/>
     <w:unhideWhenUsed/>
   </w:style>
-  <w:style w:type="table" w:default="1" w:styleId="TableauNormal">
+  <w:style w:type="table" w:default="1" w:styleId="TableNormal">
     <w:name w:val="Normal Table"/>
     <w:uiPriority w:val="99"/>
     <w:semiHidden/>
@@ -680,16 +755,16 @@
       </w:tblCellMar>
     </w:tblPr>
   </w:style>
-  <w:style w:type="numbering" w:default="1" w:styleId="Aucuneliste">
+  <w:style w:type="numbering" w:default="1" w:styleId="NoList">
     <w:name w:val="No List"/>
     <w:uiPriority w:val="99"/>
     <w:semiHidden/>
     <w:unhideWhenUsed/>
   </w:style>
-  <w:style w:type="character" w:customStyle="1" w:styleId="Titre1Car">
-    <w:name w:val="Titre 1 Car"/>
-    <w:basedOn w:val="Policepardfaut"/>
-    <w:link w:val="Titre1"/>
+  <w:style w:type="character" w:customStyle="1" w:styleId="Heading1Char">
+    <w:name w:val="Heading 1 Char"/>
+    <w:basedOn w:val="DefaultParagraphFont"/>
+    <w:link w:val="Heading1"/>
     <w:uiPriority w:val="9"/>
     <w:rsid w:val="00F264DA"/>
     <w:rPr>
@@ -699,10 +774,10 @@
       <w:szCs w:val="40"/>
     </w:rPr>
   </w:style>
-  <w:style w:type="character" w:customStyle="1" w:styleId="Titre2Car">
-    <w:name w:val="Titre 2 Car"/>
-    <w:basedOn w:val="Policepardfaut"/>
-    <w:link w:val="Titre2"/>
+  <w:style w:type="character" w:customStyle="1" w:styleId="Heading2Char">
+    <w:name w:val="Heading 2 Char"/>
+    <w:basedOn w:val="DefaultParagraphFont"/>
+    <w:link w:val="Heading2"/>
     <w:uiPriority w:val="9"/>
     <w:semiHidden/>
     <w:rsid w:val="00F264DA"/>
@@ -713,10 +788,10 @@
       <w:szCs w:val="32"/>
     </w:rPr>
   </w:style>
-  <w:style w:type="character" w:customStyle="1" w:styleId="Titre3Car">
-    <w:name w:val="Titre 3 Car"/>
-    <w:basedOn w:val="Policepardfaut"/>
-    <w:link w:val="Titre3"/>
+  <w:style w:type="character" w:customStyle="1" w:styleId="Heading3Char">
+    <w:name w:val="Heading 3 Char"/>
+    <w:basedOn w:val="DefaultParagraphFont"/>
+    <w:link w:val="Heading3"/>
     <w:uiPriority w:val="9"/>
     <w:semiHidden/>
     <w:rsid w:val="00F264DA"/>
@@ -727,10 +802,10 @@
       <w:szCs w:val="28"/>
     </w:rPr>
   </w:style>
-  <w:style w:type="character" w:customStyle="1" w:styleId="Titre4Car">
-    <w:name w:val="Titre 4 Car"/>
-    <w:basedOn w:val="Policepardfaut"/>
-    <w:link w:val="Titre4"/>
+  <w:style w:type="character" w:customStyle="1" w:styleId="Heading4Char">
+    <w:name w:val="Heading 4 Char"/>
+    <w:basedOn w:val="DefaultParagraphFont"/>
+    <w:link w:val="Heading4"/>
     <w:uiPriority w:val="9"/>
     <w:semiHidden/>
     <w:rsid w:val="00F264DA"/>
@@ -741,10 +816,10 @@
       <w:color w:val="0F4761" w:themeColor="accent1" w:themeShade="BF"/>
     </w:rPr>
   </w:style>
-  <w:style w:type="character" w:customStyle="1" w:styleId="Titre5Car">
-    <w:name w:val="Titre 5 Car"/>
-    <w:basedOn w:val="Policepardfaut"/>
-    <w:link w:val="Titre5"/>
+  <w:style w:type="character" w:customStyle="1" w:styleId="Heading5Char">
+    <w:name w:val="Heading 5 Char"/>
+    <w:basedOn w:val="DefaultParagraphFont"/>
+    <w:link w:val="Heading5"/>
     <w:uiPriority w:val="9"/>
     <w:semiHidden/>
     <w:rsid w:val="00F264DA"/>
@@ -753,10 +828,10 @@
       <w:color w:val="0F4761" w:themeColor="accent1" w:themeShade="BF"/>
     </w:rPr>
   </w:style>
-  <w:style w:type="character" w:customStyle="1" w:styleId="Titre6Car">
-    <w:name w:val="Titre 6 Car"/>
-    <w:basedOn w:val="Policepardfaut"/>
-    <w:link w:val="Titre6"/>
+  <w:style w:type="character" w:customStyle="1" w:styleId="Heading6Char">
+    <w:name w:val="Heading 6 Char"/>
+    <w:basedOn w:val="DefaultParagraphFont"/>
+    <w:link w:val="Heading6"/>
     <w:uiPriority w:val="9"/>
     <w:semiHidden/>
     <w:rsid w:val="00F264DA"/>
@@ -767,10 +842,10 @@
       <w:color w:val="595959" w:themeColor="text1" w:themeTint="A6"/>
     </w:rPr>
   </w:style>
-  <w:style w:type="character" w:customStyle="1" w:styleId="Titre7Car">
-    <w:name w:val="Titre 7 Car"/>
-    <w:basedOn w:val="Policepardfaut"/>
-    <w:link w:val="Titre7"/>
+  <w:style w:type="character" w:customStyle="1" w:styleId="Heading7Char">
+    <w:name w:val="Heading 7 Char"/>
+    <w:basedOn w:val="DefaultParagraphFont"/>
+    <w:link w:val="Heading7"/>
     <w:uiPriority w:val="9"/>
     <w:semiHidden/>
     <w:rsid w:val="00F264DA"/>
@@ -779,10 +854,10 @@
       <w:color w:val="595959" w:themeColor="text1" w:themeTint="A6"/>
     </w:rPr>
   </w:style>
-  <w:style w:type="character" w:customStyle="1" w:styleId="Titre8Car">
-    <w:name w:val="Titre 8 Car"/>
-    <w:basedOn w:val="Policepardfaut"/>
-    <w:link w:val="Titre8"/>
+  <w:style w:type="character" w:customStyle="1" w:styleId="Heading8Char">
+    <w:name w:val="Heading 8 Char"/>
+    <w:basedOn w:val="DefaultParagraphFont"/>
+    <w:link w:val="Heading8"/>
     <w:uiPriority w:val="9"/>
     <w:semiHidden/>
     <w:rsid w:val="00F264DA"/>
@@ -793,10 +868,10 @@
       <w:color w:val="272727" w:themeColor="text1" w:themeTint="D8"/>
     </w:rPr>
   </w:style>
-  <w:style w:type="character" w:customStyle="1" w:styleId="Titre9Car">
-    <w:name w:val="Titre 9 Car"/>
-    <w:basedOn w:val="Policepardfaut"/>
-    <w:link w:val="Titre9"/>
+  <w:style w:type="character" w:customStyle="1" w:styleId="Heading9Char">
+    <w:name w:val="Heading 9 Char"/>
+    <w:basedOn w:val="DefaultParagraphFont"/>
+    <w:link w:val="Heading9"/>
     <w:uiPriority w:val="9"/>
     <w:semiHidden/>
     <w:rsid w:val="00F264DA"/>
@@ -805,11 +880,11 @@
       <w:color w:val="272727" w:themeColor="text1" w:themeTint="D8"/>
     </w:rPr>
   </w:style>
-  <w:style w:type="paragraph" w:styleId="Titre">
+  <w:style w:type="paragraph" w:styleId="Title">
     <w:name w:val="Title"/>
     <w:basedOn w:val="Normal"/>
     <w:next w:val="Normal"/>
-    <w:link w:val="TitreCar"/>
+    <w:link w:val="TitleChar"/>
     <w:uiPriority w:val="10"/>
     <w:qFormat/>
     <w:rsid w:val="00F264DA"/>
@@ -825,10 +900,10 @@
       <w:szCs w:val="56"/>
     </w:rPr>
   </w:style>
-  <w:style w:type="character" w:customStyle="1" w:styleId="TitreCar">
-    <w:name w:val="Titre Car"/>
-    <w:basedOn w:val="Policepardfaut"/>
-    <w:link w:val="Titre"/>
+  <w:style w:type="character" w:customStyle="1" w:styleId="TitleChar">
+    <w:name w:val="Title Char"/>
+    <w:basedOn w:val="DefaultParagraphFont"/>
+    <w:link w:val="Title"/>
     <w:uiPriority w:val="10"/>
     <w:rsid w:val="00F264DA"/>
     <w:rPr>
@@ -839,11 +914,11 @@
       <w:szCs w:val="56"/>
     </w:rPr>
   </w:style>
-  <w:style w:type="paragraph" w:styleId="Sous-titre">
+  <w:style w:type="paragraph" w:styleId="Subtitle">
     <w:name w:val="Subtitle"/>
     <w:basedOn w:val="Normal"/>
     <w:next w:val="Normal"/>
-    <w:link w:val="Sous-titreCar"/>
+    <w:link w:val="SubtitleChar"/>
     <w:uiPriority w:val="11"/>
     <w:qFormat/>
     <w:rsid w:val="00F264DA"/>
@@ -860,10 +935,10 @@
       <w:szCs w:val="28"/>
     </w:rPr>
   </w:style>
-  <w:style w:type="character" w:customStyle="1" w:styleId="Sous-titreCar">
-    <w:name w:val="Sous-titre Car"/>
-    <w:basedOn w:val="Policepardfaut"/>
-    <w:link w:val="Sous-titre"/>
+  <w:style w:type="character" w:customStyle="1" w:styleId="SubtitleChar">
+    <w:name w:val="Subtitle Char"/>
+    <w:basedOn w:val="DefaultParagraphFont"/>
+    <w:link w:val="Subtitle"/>
     <w:uiPriority w:val="11"/>
     <w:rsid w:val="00F264DA"/>
     <w:rPr>
@@ -874,11 +949,11 @@
       <w:szCs w:val="28"/>
     </w:rPr>
   </w:style>
-  <w:style w:type="paragraph" w:styleId="Citation">
+  <w:style w:type="paragraph" w:styleId="Quote">
     <w:name w:val="Quote"/>
     <w:basedOn w:val="Normal"/>
     <w:next w:val="Normal"/>
-    <w:link w:val="CitationCar"/>
+    <w:link w:val="QuoteChar"/>
     <w:uiPriority w:val="29"/>
     <w:qFormat/>
     <w:rsid w:val="00F264DA"/>
@@ -892,10 +967,10 @@
       <w:color w:val="404040" w:themeColor="text1" w:themeTint="BF"/>
     </w:rPr>
   </w:style>
-  <w:style w:type="character" w:customStyle="1" w:styleId="CitationCar">
-    <w:name w:val="Citation Car"/>
-    <w:basedOn w:val="Policepardfaut"/>
-    <w:link w:val="Citation"/>
+  <w:style w:type="character" w:customStyle="1" w:styleId="QuoteChar">
+    <w:name w:val="Quote Char"/>
+    <w:basedOn w:val="DefaultParagraphFont"/>
+    <w:link w:val="Quote"/>
     <w:uiPriority w:val="29"/>
     <w:rsid w:val="00F264DA"/>
     <w:rPr>
@@ -904,7 +979,7 @@
       <w:color w:val="404040" w:themeColor="text1" w:themeTint="BF"/>
     </w:rPr>
   </w:style>
-  <w:style w:type="paragraph" w:styleId="Paragraphedeliste">
+  <w:style w:type="paragraph" w:styleId="ListParagraph">
     <w:name w:val="List Paragraph"/>
     <w:basedOn w:val="Normal"/>
     <w:uiPriority w:val="34"/>
@@ -915,9 +990,9 @@
       <w:contextualSpacing/>
     </w:pPr>
   </w:style>
-  <w:style w:type="character" w:styleId="Accentuationintense">
+  <w:style w:type="character" w:styleId="IntenseEmphasis">
     <w:name w:val="Intense Emphasis"/>
-    <w:basedOn w:val="Policepardfaut"/>
+    <w:basedOn w:val="DefaultParagraphFont"/>
     <w:uiPriority w:val="21"/>
     <w:qFormat/>
     <w:rsid w:val="00F264DA"/>
@@ -927,11 +1002,11 @@
       <w:color w:val="0F4761" w:themeColor="accent1" w:themeShade="BF"/>
     </w:rPr>
   </w:style>
-  <w:style w:type="paragraph" w:styleId="Citationintense">
+  <w:style w:type="paragraph" w:styleId="IntenseQuote">
     <w:name w:val="Intense Quote"/>
     <w:basedOn w:val="Normal"/>
     <w:next w:val="Normal"/>
-    <w:link w:val="CitationintenseCar"/>
+    <w:link w:val="IntenseQuoteChar"/>
     <w:uiPriority w:val="30"/>
     <w:qFormat/>
     <w:rsid w:val="00F264DA"/>
@@ -950,10 +1025,10 @@
       <w:color w:val="0F4761" w:themeColor="accent1" w:themeShade="BF"/>
     </w:rPr>
   </w:style>
-  <w:style w:type="character" w:customStyle="1" w:styleId="CitationintenseCar">
-    <w:name w:val="Citation intense Car"/>
-    <w:basedOn w:val="Policepardfaut"/>
-    <w:link w:val="Citationintense"/>
+  <w:style w:type="character" w:customStyle="1" w:styleId="IntenseQuoteChar">
+    <w:name w:val="Intense Quote Char"/>
+    <w:basedOn w:val="DefaultParagraphFont"/>
+    <w:link w:val="IntenseQuote"/>
     <w:uiPriority w:val="30"/>
     <w:rsid w:val="00F264DA"/>
     <w:rPr>
@@ -962,9 +1037,9 @@
       <w:color w:val="0F4761" w:themeColor="accent1" w:themeShade="BF"/>
     </w:rPr>
   </w:style>
-  <w:style w:type="character" w:styleId="Rfrenceintense">
+  <w:style w:type="character" w:styleId="IntenseReference">
     <w:name w:val="Intense Reference"/>
-    <w:basedOn w:val="Policepardfaut"/>
+    <w:basedOn w:val="DefaultParagraphFont"/>
     <w:uiPriority w:val="32"/>
     <w:qFormat/>
     <w:rsid w:val="00F264DA"/>
